--- a/Shablons/reeystr/rad.docx
+++ b/Shablons/reeystr/rad.docx
@@ -394,7 +394,44 @@
           <w:i w:val="0"/>
           <w:sz w:val="28"/>
         </w:rPr>
-        <w:t xml:space="preserve"> mavjudligi sababli.</w:t>
+        <w:t xml:space="preserve"> </w:t>
+      </w:r>
+      <w:r>
+        <w:rPr>
+          <w:rFonts w:ascii="Times New Roman" w:hAnsi="Times New Roman"/>
+          <w:b w:val="0"/>
+          <w:i w:val="0"/>
+          <w:sz w:val="28"/>
+        </w:rPr>
+        <w:t xml:space="preserve">mavjudligi sababli</w:t>
+      </w:r>
+      <w:r>
+        <w:rPr>
+          <w:rFonts w:ascii="Times New Roman" w:hAnsi="Times New Roman"/>
+          <w:b w:val="0"/>
+          <w:i w:val="0"/>
+          <w:sz w:val="28"/>
+        </w:rPr>
+        <w:t xml:space="preserve"> sizga </w:t>
+      </w:r>
+      <w:r>
+        <w:rPr>
+          <w:rFonts w:ascii="Times New Roman" w:hAnsi="Times New Roman"/>
+          <w:i w:val="0"/>
+          <w:sz w:val="28"/>
+          <w:b/>
+          <w:bCs/>
+        </w:rPr>
+        <w:t xml:space="preserve">{ariza_maqsadi}</w:t>
+      </w:r>
+      <w:r>
+        <w:rPr>
+          <w:rFonts w:ascii="Times New Roman" w:hAnsi="Times New Roman"/>
+          <w:b w:val="0"/>
+          <w:i w:val="0"/>
+          <w:sz w:val="28"/>
+        </w:rPr>
+        <w:t xml:space="preserve"> tayinlash rad etildi.</w:t>
       </w:r>
       <w:r>
         <w:rPr>
@@ -464,7 +501,44 @@
           <w:i w:val="0"/>
           <w:sz w:val="28"/>
         </w:rPr>
-        <w:t>) mavjudligi sababli.</w:t>
+        <w:t xml:space="preserve">) </w:t>
+      </w:r>
+      <w:r>
+        <w:rPr>
+          <w:rFonts w:ascii="Times New Roman" w:hAnsi="Times New Roman"/>
+          <w:b w:val="0"/>
+          <w:i w:val="0"/>
+          <w:sz w:val="28"/>
+        </w:rPr>
+        <w:t xml:space="preserve">mavjudligi sababli</w:t>
+      </w:r>
+      <w:r>
+        <w:rPr>
+          <w:rFonts w:ascii="Times New Roman" w:hAnsi="Times New Roman"/>
+          <w:b w:val="0"/>
+          <w:i w:val="0"/>
+          <w:sz w:val="28"/>
+        </w:rPr>
+        <w:t xml:space="preserve"> sizga </w:t>
+      </w:r>
+      <w:r>
+        <w:rPr>
+          <w:rFonts w:ascii="Times New Roman" w:hAnsi="Times New Roman"/>
+          <w:i w:val="0"/>
+          <w:sz w:val="28"/>
+          <w:b/>
+          <w:bCs/>
+        </w:rPr>
+        <w:t xml:space="preserve">{ariza_maqsadi}</w:t>
+      </w:r>
+      <w:r>
+        <w:rPr>
+          <w:rFonts w:ascii="Times New Roman" w:hAnsi="Times New Roman"/>
+          <w:b w:val="0"/>
+          <w:i w:val="0"/>
+          <w:sz w:val="28"/>
+        </w:rPr>
+        <w:t xml:space="preserve"> tayinlash rad etildi.</w:t>
       </w:r>
       <w:r>
         <w:rPr>
@@ -498,7 +572,43 @@
           <w:i w:val="0"/>
           <w:sz w:val="28"/>
         </w:rPr>
-        <w:t>{rasmiy_matni}</w:t>
+      </w:r>
+      <w:r>
+        <w:rPr>
+          <w:rFonts w:ascii="Times New Roman" w:hAnsi="Times New Roman"/>
+          <w:b w:val="0"/>
+          <w:i w:val="0"/>
+          <w:sz w:val="28"/>
+        </w:rPr>
+        <w:t xml:space="preserve">{rasmiy_matni} sababli</w:t>
+      </w:r>
+      <w:r>
+        <w:rPr>
+          <w:rFonts w:ascii="Times New Roman" w:hAnsi="Times New Roman"/>
+          <w:b w:val="0"/>
+          <w:i w:val="0"/>
+          <w:sz w:val="28"/>
+        </w:rPr>
+        <w:t xml:space="preserve"> sizga </w:t>
+      </w:r>
+      <w:r>
+        <w:rPr>
+          <w:rFonts w:ascii="Times New Roman" w:hAnsi="Times New Roman"/>
+          <w:i w:val="0"/>
+          <w:sz w:val="28"/>
+          <w:b/>
+          <w:bCs/>
+        </w:rPr>
+        <w:t xml:space="preserve">{ariza_maqsadi}</w:t>
+      </w:r>
+      <w:r>
+        <w:rPr>
+          <w:rFonts w:ascii="Times New Roman" w:hAnsi="Times New Roman"/>
+          <w:b w:val="0"/>
+          <w:i w:val="0"/>
+          <w:sz w:val="28"/>
+        </w:rPr>
+        <w:t xml:space="preserve"> tayinlash rad etildi.</w:t>
       </w:r>
       <w:r>
         <w:rPr>
@@ -550,7 +660,44 @@
           <w:i w:val="0"/>
           <w:sz w:val="28"/>
         </w:rPr>
-        <w:t xml:space="preserve"> tomonidan o'tkazilgan so'rovnoma xulosasida norasmiy daromad manbaiyga ega ekanligngiz “Ijtimoiy himoya yagona reyestri” axborot tizimiga kiritilganda minimal iste'mol xarajatlaridan yuqori daromadingiz mavjudligi sababli.</w:t>
+        <w:t xml:space="preserve"> tomonidan o'tkazilgan so'rovnoma xulosasida norasmiy daromad manbaiyga ega ekanligngiz “Ijtimoiy himoya yagona reyestri” axborot tizimiga kiritilganda minimal iste'mol xarajatlaridan yuqori daromadingiz </w:t>
+      </w:r>
+      <w:r>
+        <w:rPr>
+          <w:rFonts w:ascii="Times New Roman" w:hAnsi="Times New Roman"/>
+          <w:b w:val="0"/>
+          <w:i w:val="0"/>
+          <w:sz w:val="28"/>
+        </w:rPr>
+        <w:t xml:space="preserve">mavjudligi sababli</w:t>
+      </w:r>
+      <w:r>
+        <w:rPr>
+          <w:rFonts w:ascii="Times New Roman" w:hAnsi="Times New Roman"/>
+          <w:b w:val="0"/>
+          <w:i w:val="0"/>
+          <w:sz w:val="28"/>
+        </w:rPr>
+        <w:t xml:space="preserve"> sizga </w:t>
+      </w:r>
+      <w:r>
+        <w:rPr>
+          <w:rFonts w:ascii="Times New Roman" w:hAnsi="Times New Roman"/>
+          <w:i w:val="0"/>
+          <w:sz w:val="28"/>
+          <w:b/>
+          <w:bCs/>
+        </w:rPr>
+        <w:t xml:space="preserve">{ariza_maqsadi}</w:t>
+      </w:r>
+      <w:r>
+        <w:rPr>
+          <w:rFonts w:ascii="Times New Roman" w:hAnsi="Times New Roman"/>
+          <w:b w:val="0"/>
+          <w:i w:val="0"/>
+          <w:sz w:val="28"/>
+        </w:rPr>
+        <w:t xml:space="preserve"> tayinlash rad etildi.</w:t>
       </w:r>
       <w:r>
         <w:rPr>
@@ -584,7 +731,43 @@
           <w:i w:val="0"/>
           <w:sz w:val="28"/>
         </w:rPr>
-        <w:t>Ijtimoiy xodim tomonidan yashash sharoitini o'rganish maqsadida amalga oshirilgan tashrif davomida sizni yashash manzilida mavjud bo'lmaganligi sababli ijtimoiy holatini o'rganish imkoni bo'lmadi. Natijada murojaat bo'yicha zarur o'rganish yakunlanmaganligi sababli ijobiy qaror qabul qilishning imkoni bo'lmagani.</w:t>
+        <w:t>Ijtimoiy xodim tomonidan yashash sharoitini o'rganish maqsadida amalga oshirilgan tashrif davomida sizni yashash manzilida mavjud bo'lmaganligi sababli ijtimoiy holatini o'rganish imkoni bo'lmadi. Natijada murojaat bo'yicha zarur o'rganish yakunlanmaganligi sababli</w:t>
+      </w:r>
+      <w:r>
+        <w:rPr>
+          <w:rFonts w:ascii="Times New Roman" w:hAnsi="Times New Roman"/>
+          <w:b w:val="0"/>
+          <w:i w:val="0"/>
+          <w:sz w:val="28"/>
+        </w:rPr>
+      </w:r>
+      <w:r>
+        <w:rPr>
+          <w:rFonts w:ascii="Times New Roman" w:hAnsi="Times New Roman"/>
+          <w:b w:val="0"/>
+          <w:i w:val="0"/>
+          <w:sz w:val="28"/>
+        </w:rPr>
+        <w:t xml:space="preserve"> sizga </w:t>
+      </w:r>
+      <w:r>
+        <w:rPr>
+          <w:rFonts w:ascii="Times New Roman" w:hAnsi="Times New Roman"/>
+          <w:i w:val="0"/>
+          <w:sz w:val="28"/>
+          <w:b/>
+          <w:bCs/>
+        </w:rPr>
+        <w:t xml:space="preserve">{ariza_maqsadi}</w:t>
+      </w:r>
+      <w:r>
+        <w:rPr>
+          <w:rFonts w:ascii="Times New Roman" w:hAnsi="Times New Roman"/>
+          <w:b w:val="0"/>
+          <w:i w:val="0"/>
+          <w:sz w:val="28"/>
+        </w:rPr>
+        <w:t xml:space="preserve"> tayinlash rad etildi.</w:t>
       </w:r>
     </w:p>
     <w:p>
@@ -657,6 +840,8 @@
       </w:r>
     </w:p>
     <w:sectPr>
+      <w:headerReference w:type="default" r:id="rId9"/>
+      <w:footerReference w:type="default" r:id="rId10"/>
       <w:pgSz w:w="11906" w:h="16838"/>
       <w:pgMar w:top="851" w:right="1133" w:bottom="1134" w:left="1134" w:header="720" w:footer="720" w:gutter="0"/>
       <w:cols w:space="720"/>
@@ -664,6 +849,26 @@
     </w:sectPr>
   </w:body>
 </w:document>
+</file>
+
+<file path=word/footer1.xml><?xml version="1.0" encoding="utf-8"?>
+<w:ftr xmlns:m="http://schemas.openxmlformats.org/officeDocument/2006/math" xmlns:mc="http://schemas.openxmlformats.org/markup-compatibility/2006" xmlns:mo="http://schemas.microsoft.com/office/mac/office/2008/main" xmlns:mv="urn:schemas-microsoft-com:mac:vml" xmlns:o="urn:schemas-microsoft-com:office:office" xmlns:r="http://schemas.openxmlformats.org/officeDocument/2006/relationships" xmlns:v="urn:schemas-microsoft-com:vml" xmlns:w10="urn:schemas-microsoft-com:office:word" xmlns:w14="http://schemas.microsoft.com/office/word/2010/wordml" xmlns:w="http://schemas.openxmlformats.org/wordprocessingml/2006/main" xmlns:wne="http://schemas.microsoft.com/office/word/2006/wordml" xmlns:wp14="http://schemas.microsoft.com/office/word/2010/wordprocessingDrawing" xmlns:wp="http://schemas.openxmlformats.org/drawingml/2006/wordprocessingDrawing" xmlns:wpc="http://schemas.microsoft.com/office/word/2010/wordprocessingCanvas" xmlns:wpg="http://schemas.microsoft.com/office/word/2010/wordprocessingGroup" xmlns:wpi="http://schemas.microsoft.com/office/word/2010/wordprocessingInk" xmlns:wps="http://schemas.microsoft.com/office/word/2010/wordprocessingShape" mc:Ignorable="w14 wp14">
+  <w:p>
+    <w:pPr>
+      <w:pStyle w:val="Footer"/>
+    </w:pPr>
+  </w:p>
+</w:ftr>
+</file>
+
+<file path=word/header1.xml><?xml version="1.0" encoding="utf-8"?>
+<w:hdr xmlns:m="http://schemas.openxmlformats.org/officeDocument/2006/math" xmlns:mc="http://schemas.openxmlformats.org/markup-compatibility/2006" xmlns:mo="http://schemas.microsoft.com/office/mac/office/2008/main" xmlns:mv="urn:schemas-microsoft-com:mac:vml" xmlns:o="urn:schemas-microsoft-com:office:office" xmlns:r="http://schemas.openxmlformats.org/officeDocument/2006/relationships" xmlns:v="urn:schemas-microsoft-com:vml" xmlns:w10="urn:schemas-microsoft-com:office:word" xmlns:w14="http://schemas.microsoft.com/office/word/2010/wordml" xmlns:w="http://schemas.openxmlformats.org/wordprocessingml/2006/main" xmlns:wne="http://schemas.microsoft.com/office/word/2006/wordml" xmlns:wp14="http://schemas.microsoft.com/office/word/2010/wordprocessingDrawing" xmlns:wp="http://schemas.openxmlformats.org/drawingml/2006/wordprocessingDrawing" xmlns:wpc="http://schemas.microsoft.com/office/word/2010/wordprocessingCanvas" xmlns:wpg="http://schemas.microsoft.com/office/word/2010/wordprocessingGroup" xmlns:wpi="http://schemas.microsoft.com/office/word/2010/wordprocessingInk" xmlns:wps="http://schemas.microsoft.com/office/word/2010/wordprocessingShape" mc:Ignorable="w14 wp14">
+  <w:p>
+    <w:pPr>
+      <w:pStyle w:val="Header"/>
+    </w:pPr>
+  </w:p>
+</w:hdr>
 </file>
 
 <file path=word/numbering.xml><?xml version="1.0" encoding="utf-8"?>

--- a/Shablons/reeystr/rad.docx
+++ b/Shablons/reeystr/rad.docx
@@ -14,7 +14,7 @@
           <w:i w:val="0"/>
           <w:sz w:val="28"/>
         </w:rPr>
-        <w:t xml:space="preserve">Andijon tumani, </w:t>
+        <w:t xml:space="preserve">{tuman}, </w:t>
       </w:r>
       <w:r>
         <w:rPr>
@@ -159,7 +159,7 @@
           <w:i w:val="0"/>
           <w:sz w:val="28"/>
         </w:rPr>
-        <w:t>O‘zbekiston Respublikasi Prezidenti huzuridagi Ijtimoiy himoya milliy Agentligi Andijon viloyati boshqarmasi Andijon tumani “Inson” ijtimoiy xizmatlar markazi tomonidan murojaatingiz o‘rganib chiqildi.</w:t>
+        <w:t>O‘zbekiston Respublikasi Prezidenti huzuridagi Ijtimoiy himoya milliy Agentligi Andijon viloyati boshqarmasi {tuman} “Inson” ijtimoiy xizmatlar markazi tomonidan murojaatingiz o‘rganib chiqildi.</w:t>
       </w:r>
     </w:p>
     <w:p>
@@ -193,7 +193,7 @@
           <w:i w:val="0"/>
           <w:sz w:val="28"/>
         </w:rPr>
-        <w:t xml:space="preserve"> MFY mahallada kompleks xizmat ko'rsatuvchi xodim, O‘zbekiston Respublikasi Prezidenti huzuridagi Ijtimoiy himoya milliy Agentligi Andijon viloyati boshqarmasi Andijon tumani “Inson” ijtimoiy xizmatlar markazi faoliyati, hamda xizmat turlarini yaqindan tanishtirildi.</w:t>
+        <w:t xml:space="preserve"> MFY mahallada kompleks xizmat ko'rsatuvchi xodim, O‘zbekiston Respublikasi Prezidenti huzuridagi Ijtimoiy himoya milliy Agentligi Andijon viloyati boshqarmasi {tuman} “Inson” ijtimoiy xizmatlar markazi faoliyati, hamda xizmat turlarini yaqindan tanishtirildi.</w:t>
       </w:r>
     </w:p>
     <w:p>

--- a/Shablons/reeystr/rad.docx
+++ b/Shablons/reeystr/rad.docx
@@ -376,7 +376,7 @@
           <w:i w:val="0"/>
           <w:sz w:val="28"/>
         </w:rPr>
-        <w:t>{?tizimSababi}</w:t>
+        <w:t>{?tanlanganSabablar}</w:t>
       </w:r>
       <w:r>
         <w:rPr>
@@ -385,7 +385,43 @@
           <w:i w:val="0"/>
           <w:sz w:val="28"/>
         </w:rPr>
-        <w:t>{tizim_sababi_matni}</w:t>
+        <w:t>{tanlangan_sabablar_matni}</w:t>
+      </w:r>
+      <w:r>
+        <w:rPr>
+          <w:rFonts w:ascii="Times New Roman" w:hAnsi="Times New Roman"/>
+          <w:b w:val="0"/>
+          <w:i w:val="0"/>
+          <w:sz w:val="28"/>
+        </w:rPr>
+        <w:t xml:space="preserve"> sababli</w:t>
+      </w:r>
+      <w:r>
+        <w:rPr>
+          <w:rFonts w:ascii="Times New Roman" w:hAnsi="Times New Roman"/>
+          <w:b w:val="0"/>
+          <w:i w:val="0"/>
+          <w:sz w:val="28"/>
+        </w:rPr>
+        <w:t xml:space="preserve"> sizga </w:t>
+      </w:r>
+      <w:r>
+        <w:rPr>
+          <w:rFonts w:ascii="Times New Roman" w:hAnsi="Times New Roman"/>
+          <w:b/>
+          <w:i w:val="0"/>
+          <w:sz w:val="28"/>
+        </w:rPr>
+        <w:t>{ariza_maqsadi}</w:t>
+      </w:r>
+      <w:r>
+        <w:rPr>
+          <w:rFonts w:ascii="Times New Roman" w:hAnsi="Times New Roman"/>
+          <w:b w:val="0"/>
+          <w:i w:val="0"/>
+          <w:sz w:val="28"/>
+        </w:rPr>
+        <w:t xml:space="preserve"> tayinlash rad etildi.</w:t>
       </w:r>
       <w:r>
         <w:rPr>

--- a/Shablons/reeystr/rad.docx
+++ b/Shablons/reeystr/rad.docx
@@ -376,7 +376,7 @@
           <w:i w:val="0"/>
           <w:sz w:val="28"/>
         </w:rPr>
-        <w:t>{?tanlanganSabablar}</w:t>
+        <w:t>{?tizimSababi}</w:t>
       </w:r>
       <w:r>
         <w:rPr>
@@ -385,43 +385,7 @@
           <w:i w:val="0"/>
           <w:sz w:val="28"/>
         </w:rPr>
-        <w:t>{tanlangan_sabablar_matni}</w:t>
-      </w:r>
-      <w:r>
-        <w:rPr>
-          <w:rFonts w:ascii="Times New Roman" w:hAnsi="Times New Roman"/>
-          <w:b w:val="0"/>
-          <w:i w:val="0"/>
-          <w:sz w:val="28"/>
-        </w:rPr>
-        <w:t xml:space="preserve"> sababli</w:t>
-      </w:r>
-      <w:r>
-        <w:rPr>
-          <w:rFonts w:ascii="Times New Roman" w:hAnsi="Times New Roman"/>
-          <w:b w:val="0"/>
-          <w:i w:val="0"/>
-          <w:sz w:val="28"/>
-        </w:rPr>
-        <w:t xml:space="preserve"> sizga </w:t>
-      </w:r>
-      <w:r>
-        <w:rPr>
-          <w:rFonts w:ascii="Times New Roman" w:hAnsi="Times New Roman"/>
-          <w:b/>
-          <w:i w:val="0"/>
-          <w:sz w:val="28"/>
-        </w:rPr>
-        <w:t>{ariza_maqsadi}</w:t>
-      </w:r>
-      <w:r>
-        <w:rPr>
-          <w:rFonts w:ascii="Times New Roman" w:hAnsi="Times New Roman"/>
-          <w:b w:val="0"/>
-          <w:i w:val="0"/>
-          <w:sz w:val="28"/>
-        </w:rPr>
-        <w:t xml:space="preserve"> tayinlash rad etildi.</w:t>
+        <w:t>{tizim_sababi_matni}</w:t>
       </w:r>
       <w:r>
         <w:rPr>

--- a/Shablons/reeystr/rad.docx
+++ b/Shablons/reeystr/rad.docx
@@ -683,7 +683,25 @@
           <w:i w:val="0"/>
           <w:sz w:val="28"/>
         </w:rPr>
-        <w:t xml:space="preserve"> tomonidan o'tkazilgan so'rovnoma xulosasida norasmiy daromad manbaiyga ega ekanligngiz “Ijtimoiy himoya yagona reyestri” axborot tizimiga kiritilganda minimal iste'mol xarajatlaridan yuqori daromadingiz mavjudligi sababli</w:t>
+        <w:t xml:space="preserve"> tomonidan o'tkazilgan so'rovnoma xulosasida </w:t>
+      </w:r>
+      <w:r>
+        <w:rPr>
+          <w:rFonts w:ascii="Times New Roman" w:hAnsi="Times New Roman"/>
+          <w:b/>
+          <w:i w:val="0"/>
+          <w:sz w:val="28"/>
+        </w:rPr>
+        <w:t>{norasmiy_turi}</w:t>
+      </w:r>
+      <w:r>
+        <w:rPr>
+          <w:rFonts w:ascii="Times New Roman" w:hAnsi="Times New Roman"/>
+          <w:b w:val="0"/>
+          <w:i w:val="0"/>
+          <w:sz w:val="28"/>
+        </w:rPr>
+        <w:t xml:space="preserve"> bilan shug'ullanib norasmiy daromad manbaiyga ega ekanligingiz “Ijtimoiy himoya yagona reyestri” axborot tizimiga kiritilganda minimal iste'mol xarajatlaridan yuqori daromadingiz mavjudligi sababli</w:t>
       </w:r>
       <w:r>
         <w:rPr>
